--- a/doc/Boby_Kumar_CV_Formatted.docx
+++ b/doc/Boby_Kumar_CV_Formatted.docx
@@ -443,13 +443,19 @@
         </w:rPr>
         <w:t>Real-Time Application</w:t>
       </w:r>
+    </w:p>
+    <w:p>
+      <w:pPr>
+        <w:spacing w:before="0" w:after="20"/>
+      </w:pPr>
       <w:r>
         <w:rPr>
-          <w:rFonts w:ascii="Calibri" w:hAnsi="Calibri"/>
-          <w:color w:val="5B6472"/>
-          <w:sz w:val="18"/>
+          <w:rFonts w:ascii="Consolas" w:hAnsi="Consolas"/>
+          <w:b/>
+          <w:color w:val="1D4ED8"/>
+          <w:sz w:val="17"/>
         </w:rPr>
-        <w:t xml:space="preserve">  —  Node.js, WebSockets / Socket.IO, React</w:t>
+        <w:t>Node.js, WebSockets / Socket.IO, React</w:t>
       </w:r>
     </w:p>
     <w:p>
